--- a/cta-output.docx
+++ b/cta-output.docx
@@ -2,6 +2,236 @@
 <file path=word/document.xml><?xml version="1.0" encoding="utf-8"?>
 <w:document xmlns:wpc="http://schemas.microsoft.com/office/word/2010/wordprocessingCanvas" xmlns:cx="http://schemas.microsoft.com/office/drawing/2014/chartex" xmlns:mc="http://schemas.openxmlformats.org/markup-compatibility/2006" xmlns:o="urn:schemas-microsoft-com:office:office" xmlns:r="http://schemas.openxmlformats.org/officeDocument/2006/relationships" xmlns:m="http://schemas.openxmlformats.org/officeDocument/2006/math" xmlns:v="urn:schemas-microsoft-com:vml" xmlns:wp14="http://schemas.microsoft.com/office/word/2010/wordprocessingDrawing" xmlns:wp="http://schemas.openxmlformats.org/drawingml/2006/wordprocessingDrawing" xmlns:w10="urn:schemas-microsoft-com:office:word" xmlns:w="http://schemas.openxmlformats.org/wordprocessingml/2006/main" xmlns:w14="http://schemas.microsoft.com/office/word/2010/wordml" xmlns:w15="http://schemas.microsoft.com/office/word/2012/wordml" xmlns:w16se="http://schemas.microsoft.com/office/word/2015/wordml/symex" xmlns:wpg="http://schemas.microsoft.com/office/word/2010/wordprocessingGroup" xmlns:wpi="http://schemas.microsoft.com/office/word/2010/wordprocessingInk" xmlns:wne="http://schemas.microsoft.com/office/word/2006/wordml" xmlns:wps="http://schemas.microsoft.com/office/word/2010/wordprocessingShape" mc:Ignorable="w14 w15 w16se wp14">
   <w:body>
+    <w:p>
+      <w:pPr>
+        <w:pStyle w:val="NormalWeb"/>
+        <w:rPr>
+          <w:b/>
+        </w:rPr>
+      </w:pPr>
+      <w:r>
+        <w:rPr>
+          <w:b/>
+        </w:rPr>
+        <w:t>PROMPT:</w:t>
+      </w:r>
+    </w:p>
+    <w:p>
+      <w:pPr>
+        <w:pStyle w:val="NormalWeb"/>
+        <w:rPr>
+          <w:b/>
+        </w:rPr>
+      </w:pPr>
+      <w:r>
+        <w:rPr>
+          <w:b/>
+        </w:rPr>
+        <w:t>CTA</w:t>
+      </w:r>
+    </w:p>
+    <w:p>
+      <w:pPr>
+        <w:spacing w:after="0"/>
+        <w:rPr>
+          <w:rFonts w:ascii="Times New Roman" w:hAnsi="Times New Roman" w:cs="Times New Roman"/>
+          <w:sz w:val="24"/>
+        </w:rPr>
+      </w:pPr>
+      <w:r>
+        <w:rPr>
+          <w:rFonts w:ascii="Times New Roman" w:hAnsi="Times New Roman" w:cs="Times New Roman"/>
+          <w:sz w:val="24"/>
+        </w:rPr>
+        <w:t>Act as a professional direct-response copywriter.</w:t>
+      </w:r>
+    </w:p>
+    <w:p>
+      <w:pPr>
+        <w:spacing w:after="0"/>
+        <w:rPr>
+          <w:rFonts w:ascii="Times New Roman" w:hAnsi="Times New Roman" w:cs="Times New Roman"/>
+          <w:sz w:val="24"/>
+        </w:rPr>
+      </w:pPr>
+      <w:r>
+        <w:rPr>
+          <w:rFonts w:ascii="Times New Roman" w:hAnsi="Times New Roman" w:cs="Times New Roman"/>
+          <w:sz w:val="24"/>
+        </w:rPr>
+        <w:t xml:space="preserve">Business Name: </w:t>
+      </w:r>
+      <w:proofErr w:type="spellStart"/>
+      <w:r>
+        <w:rPr>
+          <w:rFonts w:ascii="Times New Roman" w:hAnsi="Times New Roman" w:cs="Times New Roman"/>
+          <w:sz w:val="24"/>
+        </w:rPr>
+        <w:t>VelvetVows</w:t>
+      </w:r>
+      <w:proofErr w:type="spellEnd"/>
+      <w:r>
+        <w:rPr>
+          <w:rFonts w:ascii="Times New Roman" w:hAnsi="Times New Roman" w:cs="Times New Roman"/>
+          <w:sz w:val="24"/>
+        </w:rPr>
+        <w:t xml:space="preserve"> Celebrations</w:t>
+      </w:r>
+    </w:p>
+    <w:p>
+      <w:pPr>
+        <w:spacing w:after="0"/>
+        <w:rPr>
+          <w:rFonts w:ascii="Times New Roman" w:hAnsi="Times New Roman" w:cs="Times New Roman"/>
+          <w:sz w:val="24"/>
+        </w:rPr>
+      </w:pPr>
+      <w:r>
+        <w:rPr>
+          <w:rFonts w:ascii="Times New Roman" w:hAnsi="Times New Roman" w:cs="Times New Roman"/>
+          <w:sz w:val="24"/>
+        </w:rPr>
+        <w:t>Industry: Event Planning &amp; Decoration</w:t>
+      </w:r>
+    </w:p>
+    <w:p>
+      <w:pPr>
+        <w:spacing w:after="0"/>
+        <w:rPr>
+          <w:rFonts w:ascii="Times New Roman" w:hAnsi="Times New Roman" w:cs="Times New Roman"/>
+          <w:sz w:val="24"/>
+        </w:rPr>
+      </w:pPr>
+      <w:r>
+        <w:rPr>
+          <w:rFonts w:ascii="Times New Roman" w:hAnsi="Times New Roman" w:cs="Times New Roman"/>
+          <w:sz w:val="24"/>
+        </w:rPr>
+        <w:t>Generate 15 unique call-to-action (CTA) statements for social media ads.</w:t>
+      </w:r>
+    </w:p>
+    <w:p>
+      <w:pPr>
+        <w:spacing w:after="0"/>
+        <w:rPr>
+          <w:rFonts w:ascii="Times New Roman" w:hAnsi="Times New Roman" w:cs="Times New Roman"/>
+          <w:sz w:val="24"/>
+        </w:rPr>
+      </w:pPr>
+      <w:r>
+        <w:rPr>
+          <w:rFonts w:ascii="Times New Roman" w:hAnsi="Times New Roman" w:cs="Times New Roman"/>
+          <w:sz w:val="24"/>
+        </w:rPr>
+        <w:t>Requirements:</w:t>
+      </w:r>
+    </w:p>
+    <w:p>
+      <w:pPr>
+        <w:spacing w:after="0"/>
+        <w:rPr>
+          <w:rFonts w:ascii="Times New Roman" w:hAnsi="Times New Roman" w:cs="Times New Roman"/>
+          <w:sz w:val="24"/>
+        </w:rPr>
+      </w:pPr>
+      <w:r>
+        <w:rPr>
+          <w:rFonts w:ascii="Times New Roman" w:hAnsi="Times New Roman" w:cs="Times New Roman"/>
+          <w:sz w:val="24"/>
+        </w:rPr>
+        <w:t>- Encourage users to book a consultation or inquire about services</w:t>
+      </w:r>
+    </w:p>
+    <w:p>
+      <w:pPr>
+        <w:spacing w:after="0"/>
+        <w:rPr>
+          <w:rFonts w:ascii="Times New Roman" w:hAnsi="Times New Roman" w:cs="Times New Roman"/>
+          <w:sz w:val="24"/>
+        </w:rPr>
+      </w:pPr>
+      <w:r>
+        <w:rPr>
+          <w:rFonts w:ascii="Times New Roman" w:hAnsi="Times New Roman" w:cs="Times New Roman"/>
+          <w:sz w:val="24"/>
+        </w:rPr>
+        <w:t>- Focus on weddings, engagements, birthdays, and special events</w:t>
+      </w:r>
+    </w:p>
+    <w:p>
+      <w:pPr>
+        <w:spacing w:after="0"/>
+        <w:rPr>
+          <w:rFonts w:ascii="Times New Roman" w:hAnsi="Times New Roman" w:cs="Times New Roman"/>
+          <w:sz w:val="24"/>
+        </w:rPr>
+      </w:pPr>
+      <w:r>
+        <w:rPr>
+          <w:rFonts w:ascii="Times New Roman" w:hAnsi="Times New Roman" w:cs="Times New Roman"/>
+          <w:sz w:val="24"/>
+        </w:rPr>
+        <w:t>- Keep each CTA under 12 words</w:t>
+      </w:r>
+    </w:p>
+    <w:p>
+      <w:pPr>
+        <w:spacing w:after="0"/>
+        <w:rPr>
+          <w:rFonts w:ascii="Times New Roman" w:hAnsi="Times New Roman" w:cs="Times New Roman"/>
+          <w:sz w:val="24"/>
+        </w:rPr>
+      </w:pPr>
+      <w:r>
+        <w:rPr>
+          <w:rFonts w:ascii="Times New Roman" w:hAnsi="Times New Roman" w:cs="Times New Roman"/>
+          <w:sz w:val="24"/>
+        </w:rPr>
+        <w:t>- Use action-oriented language</w:t>
+      </w:r>
+    </w:p>
+    <w:p>
+      <w:pPr>
+        <w:spacing w:after="0"/>
+        <w:rPr>
+          <w:rFonts w:ascii="Times New Roman" w:hAnsi="Times New Roman" w:cs="Times New Roman"/>
+          <w:sz w:val="24"/>
+        </w:rPr>
+      </w:pPr>
+      <w:r>
+        <w:rPr>
+          <w:rFonts w:ascii="Times New Roman" w:hAnsi="Times New Roman" w:cs="Times New Roman"/>
+          <w:sz w:val="24"/>
+        </w:rPr>
+        <w:t>- Create a mix of urgency, emotional, and trust-based CTAs</w:t>
+      </w:r>
+    </w:p>
+    <w:p>
+      <w:pPr>
+        <w:spacing w:after="0"/>
+        <w:rPr>
+          <w:rFonts w:ascii="Times New Roman" w:hAnsi="Times New Roman" w:cs="Times New Roman"/>
+          <w:sz w:val="24"/>
+        </w:rPr>
+      </w:pPr>
+      <w:r>
+        <w:rPr>
+          <w:rFonts w:ascii="Times New Roman" w:hAnsi="Times New Roman" w:cs="Times New Roman"/>
+          <w:sz w:val="24"/>
+        </w:rPr>
+        <w:t>- Suitable for Instagram, Facebook, and YouTube Shorts</w:t>
+      </w:r>
+    </w:p>
+    <w:p>
+      <w:pPr>
+        <w:pStyle w:val="NormalWeb"/>
+        <w:rPr>
+          <w:b/>
+        </w:rPr>
+      </w:pPr>
+      <w:bookmarkStart w:id="0" w:name="_GoBack"/>
+      <w:bookmarkEnd w:id="0"/>
+    </w:p>
     <w:p>
       <w:pPr>
         <w:pStyle w:val="NormalWeb"/>
@@ -36,8 +266,6 @@
           <w:lang w:eastAsia="en-IN"/>
         </w:rPr>
       </w:pPr>
-      <w:bookmarkStart w:id="0" w:name="_GoBack"/>
-      <w:bookmarkEnd w:id="0"/>
       <w:r>
         <w:rPr>
           <w:rFonts w:ascii="Times New Roman" w:eastAsia="Times New Roman" w:hAnsi="Times New Roman" w:cs="Times New Roman"/>
